--- a/03_Outputs/final scripts/es/Module 4/4.1.0-es.docx
+++ b/03_Outputs/final scripts/es/Module 4/4.1.0-es.docx
@@ -14,7 +14,7 @@
     </w:p>
     <w:p>
       <w:r>
-        <w:t xml:space="preserve">Este desequilibrio corre el riesgo de encerrar a regiones de alto potencial en una dependencia continua de los combustibles fósiles, agravando las desigualdades sociales y socavando los objetivos climáticos. Muchos países enfrentan una “triple penalización”: costos de financiamiento y precios de la electricidad más altos, dependencia excesiva de combustibles fósiles importados y acceso limitado a tecnología y mano de obra calificada, todo lo cual complica su transición energética.  </w:t>
+        <w:t xml:space="preserve">Este desequilibrio corre el riesgo de encerrar a regiones de alto potencial en una dependencia continua de los combustibles fósiles, agravando las desigualdades sociales y socavando los objetivos climáticos. Muchos países enfrentan una “triple penalización”: costos de financiamiento y precios de electricidad más altos, una dependencia fuerte de los combustibles fósiles importados y un acceso limitado a tecnología y mano de obra calificada, todo lo cual complica su transición energética.  </w:t>
       </w:r>
     </w:p>
     <w:p>

--- a/03_Outputs/final scripts/es/Module 4/4.1.0-es.docx
+++ b/03_Outputs/final scripts/es/Module 4/4.1.0-es.docx
@@ -14,7 +14,7 @@
     </w:p>
     <w:p>
       <w:r>
-        <w:t xml:space="preserve">Este desequilibrio corre el riesgo de encerrar a regiones de alto potencial en una dependencia continua de los combustibles fósiles, agravando las desigualdades sociales y socavando los objetivos climáticos. Muchos países enfrentan una “triple penalización”: costos de financiamiento y precios de electricidad más altos, una dependencia fuerte de los combustibles fósiles importados y un acceso limitado a tecnología y mano de obra calificada, todo lo cual complica su transición energética.  </w:t>
+        <w:t xml:space="preserve">Este desequilibrio corre el riesgo de encerrar a regiones de alto potencial en una dependencia continua de los combustibles fósiles, agravando las desigualdades sociales y socavando los objetivos climáticos. Muchos países enfrentan una “triple penalización”: costos de financiamiento y precios de la electricidad más altos, dependencia pesada de los combustibles fósiles importados y acceso limitado a tecnología y mano de obra calificada, todo lo cual complica su transición energética.  </w:t>
       </w:r>
     </w:p>
     <w:p>
